--- a/docs/corrected-documents/데이터베이스_설계서_수정본.docx
+++ b/docs/corrected-documents/데이터베이스_설계서_수정본.docx
@@ -830,7 +830,7 @@
           </w:tcPr>
           <w:p>
             <w:r>
-              <w:t>API Key 인증 사용자와 해시 저장</w:t>
+              <w:t>레거시 API 키 사용자·해시 저장소 제거</w:t>
             </w:r>
           </w:p>
         </w:tc>
@@ -1404,7 +1404,7 @@
           </w:tcPr>
           <w:p>
             <w:r>
-              <w:t>RECEIVED, ANALYZED, DRAFT_GENERATED 등</w:t>
+              <w:t>RECEIVED, TRIAGE_REVIEW, DRAFT_REVIEW, APPROVAL_PENDING, APPROVED, COMPLETED</w:t>
             </w:r>
           </w:p>
         </w:tc>
@@ -5354,7 +5354,7 @@
           </w:tcPr>
           <w:p>
             <w:r>
-              <w:t>API Key SHA-256 해시</w:t>
+              <w:t>레거시 API 키 저장소 제거됨</w:t>
             </w:r>
           </w:p>
         </w:tc>
@@ -5810,7 +5810,7 @@
           </w:tcPr>
           <w:p>
             <w:r>
-              <w:t>API Key 인증 사용자</w:t>
+              <w:t>세션 역할 사용자</w:t>
             </w:r>
           </w:p>
         </w:tc>
